--- a/Selenium_WebDriver/reports/Doctor_Schedule_Admin_Test_Report.docx
+++ b/Selenium_WebDriver/reports/Doctor_Schedule_Admin_Test_Report.docx
@@ -28,7 +28,7 @@
           <w:color w:val="000000"/>
           <w:sz w:val="26"/>
         </w:rPr>
-        <w:t>Thời gian tạo báo cáo: 07/09/2026 19:12:20</w:t>
+        <w:t>Thời gian tạo báo cáo: 14/09/2026 19:39:36</w:t>
       </w:r>
     </w:p>
     <w:p/>
@@ -410,7 +410,7 @@
                 <w:color w:val="000000"/>
                 <w:sz w:val="26"/>
               </w:rPr>
-              <w:t>07/09/2026 18:56:08</w:t>
+              <w:t>14/09/2026 19:22:52</w:t>
             </w:r>
           </w:p>
         </w:tc>
@@ -500,22 +500,22 @@
                 <w:color w:val="000000"/>
                 <w:sz w:val="26"/>
               </w:rPr>
-              <w:t>07/09/2026 18:56:18</w:t>
-            </w:r>
-          </w:p>
-        </w:tc>
-        <w:tc>
-          <w:tcPr>
-            <w:tcW w:type="dxa" w:w="1440"/>
-          </w:tcPr>
-          <w:p>
-            <w:r>
-              <w:rPr>
-                <w:rFonts w:ascii="Times New Roman" w:hAnsi="Times New Roman" w:eastAsia="Times New Roman"/>
-                <w:color w:val="000000"/>
-                <w:sz w:val="26"/>
-              </w:rPr>
-              <w:t>6.33</w:t>
+              <w:t>14/09/2026 19:23:02</w:t>
+            </w:r>
+          </w:p>
+        </w:tc>
+        <w:tc>
+          <w:tcPr>
+            <w:tcW w:type="dxa" w:w="1440"/>
+          </w:tcPr>
+          <w:p>
+            <w:r>
+              <w:rPr>
+                <w:rFonts w:ascii="Times New Roman" w:hAnsi="Times New Roman" w:eastAsia="Times New Roman"/>
+                <w:color w:val="000000"/>
+                <w:sz w:val="26"/>
+              </w:rPr>
+              <w:t>7.08</w:t>
             </w:r>
           </w:p>
         </w:tc>
@@ -590,22 +590,22 @@
                 <w:color w:val="000000"/>
                 <w:sz w:val="26"/>
               </w:rPr>
-              <w:t>07/09/2026 18:56:27</w:t>
-            </w:r>
-          </w:p>
-        </w:tc>
-        <w:tc>
-          <w:tcPr>
-            <w:tcW w:type="dxa" w:w="1440"/>
-          </w:tcPr>
-          <w:p>
-            <w:r>
-              <w:rPr>
-                <w:rFonts w:ascii="Times New Roman" w:hAnsi="Times New Roman" w:eastAsia="Times New Roman"/>
-                <w:color w:val="000000"/>
-                <w:sz w:val="26"/>
-              </w:rPr>
-              <w:t>6.18</w:t>
+              <w:t>14/09/2026 19:23:11</w:t>
+            </w:r>
+          </w:p>
+        </w:tc>
+        <w:tc>
+          <w:tcPr>
+            <w:tcW w:type="dxa" w:w="1440"/>
+          </w:tcPr>
+          <w:p>
+            <w:r>
+              <w:rPr>
+                <w:rFonts w:ascii="Times New Roman" w:hAnsi="Times New Roman" w:eastAsia="Times New Roman"/>
+                <w:color w:val="000000"/>
+                <w:sz w:val="26"/>
+              </w:rPr>
+              <w:t>6.06</w:t>
             </w:r>
           </w:p>
         </w:tc>
@@ -680,22 +680,22 @@
                 <w:color w:val="000000"/>
                 <w:sz w:val="26"/>
               </w:rPr>
-              <w:t>07/09/2026 18:56:36</w:t>
-            </w:r>
-          </w:p>
-        </w:tc>
-        <w:tc>
-          <w:tcPr>
-            <w:tcW w:type="dxa" w:w="1440"/>
-          </w:tcPr>
-          <w:p>
-            <w:r>
-              <w:rPr>
-                <w:rFonts w:ascii="Times New Roman" w:hAnsi="Times New Roman" w:eastAsia="Times New Roman"/>
-                <w:color w:val="000000"/>
-                <w:sz w:val="26"/>
-              </w:rPr>
-              <w:t>5.69</w:t>
+              <w:t>14/09/2026 19:23:20</w:t>
+            </w:r>
+          </w:p>
+        </w:tc>
+        <w:tc>
+          <w:tcPr>
+            <w:tcW w:type="dxa" w:w="1440"/>
+          </w:tcPr>
+          <w:p>
+            <w:r>
+              <w:rPr>
+                <w:rFonts w:ascii="Times New Roman" w:hAnsi="Times New Roman" w:eastAsia="Times New Roman"/>
+                <w:color w:val="000000"/>
+                <w:sz w:val="26"/>
+              </w:rPr>
+              <w:t>5.76</w:t>
             </w:r>
           </w:p>
         </w:tc>
@@ -770,22 +770,22 @@
                 <w:color w:val="000000"/>
                 <w:sz w:val="26"/>
               </w:rPr>
-              <w:t>07/09/2026 18:56:49</w:t>
-            </w:r>
-          </w:p>
-        </w:tc>
-        <w:tc>
-          <w:tcPr>
-            <w:tcW w:type="dxa" w:w="1440"/>
-          </w:tcPr>
-          <w:p>
-            <w:r>
-              <w:rPr>
-                <w:rFonts w:ascii="Times New Roman" w:hAnsi="Times New Roman" w:eastAsia="Times New Roman"/>
-                <w:color w:val="000000"/>
-                <w:sz w:val="26"/>
-              </w:rPr>
-              <w:t>10.17</w:t>
+              <w:t>14/09/2026 19:23:34</w:t>
+            </w:r>
+          </w:p>
+        </w:tc>
+        <w:tc>
+          <w:tcPr>
+            <w:tcW w:type="dxa" w:w="1440"/>
+          </w:tcPr>
+          <w:p>
+            <w:r>
+              <w:rPr>
+                <w:rFonts w:ascii="Times New Roman" w:hAnsi="Times New Roman" w:eastAsia="Times New Roman"/>
+                <w:color w:val="000000"/>
+                <w:sz w:val="26"/>
+              </w:rPr>
+              <w:t>10.23</w:t>
             </w:r>
           </w:p>
         </w:tc>
@@ -860,22 +860,22 @@
                 <w:color w:val="000000"/>
                 <w:sz w:val="26"/>
               </w:rPr>
-              <w:t>07/09/2026 18:56:58</w:t>
-            </w:r>
-          </w:p>
-        </w:tc>
-        <w:tc>
-          <w:tcPr>
-            <w:tcW w:type="dxa" w:w="1440"/>
-          </w:tcPr>
-          <w:p>
-            <w:r>
-              <w:rPr>
-                <w:rFonts w:ascii="Times New Roman" w:hAnsi="Times New Roman" w:eastAsia="Times New Roman"/>
-                <w:color w:val="000000"/>
-                <w:sz w:val="26"/>
-              </w:rPr>
-              <w:t>5.22</w:t>
+              <w:t>14/09/2026 19:23:43</w:t>
+            </w:r>
+          </w:p>
+        </w:tc>
+        <w:tc>
+          <w:tcPr>
+            <w:tcW w:type="dxa" w:w="1440"/>
+          </w:tcPr>
+          <w:p>
+            <w:r>
+              <w:rPr>
+                <w:rFonts w:ascii="Times New Roman" w:hAnsi="Times New Roman" w:eastAsia="Times New Roman"/>
+                <w:color w:val="000000"/>
+                <w:sz w:val="26"/>
+              </w:rPr>
+              <w:t>5.57</w:t>
             </w:r>
           </w:p>
         </w:tc>
@@ -950,22 +950,22 @@
                 <w:color w:val="000000"/>
                 <w:sz w:val="26"/>
               </w:rPr>
-              <w:t>07/09/2026 18:57:07</w:t>
-            </w:r>
-          </w:p>
-        </w:tc>
-        <w:tc>
-          <w:tcPr>
-            <w:tcW w:type="dxa" w:w="1440"/>
-          </w:tcPr>
-          <w:p>
-            <w:r>
-              <w:rPr>
-                <w:rFonts w:ascii="Times New Roman" w:hAnsi="Times New Roman" w:eastAsia="Times New Roman"/>
-                <w:color w:val="000000"/>
-                <w:sz w:val="26"/>
-              </w:rPr>
-              <w:t>5.69</w:t>
+              <w:t>14/09/2026 19:23:51</w:t>
+            </w:r>
+          </w:p>
+        </w:tc>
+        <w:tc>
+          <w:tcPr>
+            <w:tcW w:type="dxa" w:w="1440"/>
+          </w:tcPr>
+          <w:p>
+            <w:r>
+              <w:rPr>
+                <w:rFonts w:ascii="Times New Roman" w:hAnsi="Times New Roman" w:eastAsia="Times New Roman"/>
+                <w:color w:val="000000"/>
+                <w:sz w:val="26"/>
+              </w:rPr>
+              <w:t>5.67</w:t>
             </w:r>
           </w:p>
         </w:tc>
@@ -1041,22 +1041,22 @@
                 <w:color w:val="000000"/>
                 <w:sz w:val="26"/>
               </w:rPr>
-              <w:t>07/09/2026 18:57:21</w:t>
-            </w:r>
-          </w:p>
-        </w:tc>
-        <w:tc>
-          <w:tcPr>
-            <w:tcW w:type="dxa" w:w="1440"/>
-          </w:tcPr>
-          <w:p>
-            <w:r>
-              <w:rPr>
-                <w:rFonts w:ascii="Times New Roman" w:hAnsi="Times New Roman" w:eastAsia="Times New Roman"/>
-                <w:color w:val="000000"/>
-                <w:sz w:val="26"/>
-              </w:rPr>
-              <w:t>10.65</w:t>
+              <w:t>14/09/2026 19:24:05</w:t>
+            </w:r>
+          </w:p>
+        </w:tc>
+        <w:tc>
+          <w:tcPr>
+            <w:tcW w:type="dxa" w:w="1440"/>
+          </w:tcPr>
+          <w:p>
+            <w:r>
+              <w:rPr>
+                <w:rFonts w:ascii="Times New Roman" w:hAnsi="Times New Roman" w:eastAsia="Times New Roman"/>
+                <w:color w:val="000000"/>
+                <w:sz w:val="26"/>
+              </w:rPr>
+              <w:t>10.35</w:t>
             </w:r>
           </w:p>
         </w:tc>
@@ -1131,22 +1131,22 @@
                 <w:color w:val="000000"/>
                 <w:sz w:val="26"/>
               </w:rPr>
-              <w:t>07/09/2026 18:57:30</w:t>
-            </w:r>
-          </w:p>
-        </w:tc>
-        <w:tc>
-          <w:tcPr>
-            <w:tcW w:type="dxa" w:w="1440"/>
-          </w:tcPr>
-          <w:p>
-            <w:r>
-              <w:rPr>
-                <w:rFonts w:ascii="Times New Roman" w:hAnsi="Times New Roman" w:eastAsia="Times New Roman"/>
-                <w:color w:val="000000"/>
-                <w:sz w:val="26"/>
-              </w:rPr>
-              <w:t>6.41</w:t>
+              <w:t>14/09/2026 19:24:15</w:t>
+            </w:r>
+          </w:p>
+        </w:tc>
+        <w:tc>
+          <w:tcPr>
+            <w:tcW w:type="dxa" w:w="1440"/>
+          </w:tcPr>
+          <w:p>
+            <w:r>
+              <w:rPr>
+                <w:rFonts w:ascii="Times New Roman" w:hAnsi="Times New Roman" w:eastAsia="Times New Roman"/>
+                <w:color w:val="000000"/>
+                <w:sz w:val="26"/>
+              </w:rPr>
+              <w:t>6.45</w:t>
             </w:r>
           </w:p>
         </w:tc>
@@ -1221,22 +1221,22 @@
                 <w:color w:val="000000"/>
                 <w:sz w:val="26"/>
               </w:rPr>
-              <w:t>07/09/2026 18:57:44</w:t>
-            </w:r>
-          </w:p>
-        </w:tc>
-        <w:tc>
-          <w:tcPr>
-            <w:tcW w:type="dxa" w:w="1440"/>
-          </w:tcPr>
-          <w:p>
-            <w:r>
-              <w:rPr>
-                <w:rFonts w:ascii="Times New Roman" w:hAnsi="Times New Roman" w:eastAsia="Times New Roman"/>
-                <w:color w:val="000000"/>
-                <w:sz w:val="26"/>
-              </w:rPr>
-              <w:t>10.54</w:t>
+              <w:t>14/09/2026 19:24:28</w:t>
+            </w:r>
+          </w:p>
+        </w:tc>
+        <w:tc>
+          <w:tcPr>
+            <w:tcW w:type="dxa" w:w="1440"/>
+          </w:tcPr>
+          <w:p>
+            <w:r>
+              <w:rPr>
+                <w:rFonts w:ascii="Times New Roman" w:hAnsi="Times New Roman" w:eastAsia="Times New Roman"/>
+                <w:color w:val="000000"/>
+                <w:sz w:val="26"/>
+              </w:rPr>
+              <w:t>10.51</w:t>
             </w:r>
           </w:p>
         </w:tc>
@@ -1311,22 +1311,22 @@
                 <w:color w:val="000000"/>
                 <w:sz w:val="26"/>
               </w:rPr>
-              <w:t>07/09/2026 18:57:58</w:t>
-            </w:r>
-          </w:p>
-        </w:tc>
-        <w:tc>
-          <w:tcPr>
-            <w:tcW w:type="dxa" w:w="1440"/>
-          </w:tcPr>
-          <w:p>
-            <w:r>
-              <w:rPr>
-                <w:rFonts w:ascii="Times New Roman" w:hAnsi="Times New Roman" w:eastAsia="Times New Roman"/>
-                <w:color w:val="000000"/>
-                <w:sz w:val="26"/>
-              </w:rPr>
-              <w:t>10.51</w:t>
+              <w:t>14/09/2026 19:24:42</w:t>
+            </w:r>
+          </w:p>
+        </w:tc>
+        <w:tc>
+          <w:tcPr>
+            <w:tcW w:type="dxa" w:w="1440"/>
+          </w:tcPr>
+          <w:p>
+            <w:r>
+              <w:rPr>
+                <w:rFonts w:ascii="Times New Roman" w:hAnsi="Times New Roman" w:eastAsia="Times New Roman"/>
+                <w:color w:val="000000"/>
+                <w:sz w:val="26"/>
+              </w:rPr>
+              <w:t>10.47</w:t>
             </w:r>
           </w:p>
         </w:tc>
@@ -1401,22 +1401,22 @@
                 <w:color w:val="000000"/>
                 <w:sz w:val="26"/>
               </w:rPr>
-              <w:t>07/09/2026 18:58:04</w:t>
-            </w:r>
-          </w:p>
-        </w:tc>
-        <w:tc>
-          <w:tcPr>
-            <w:tcW w:type="dxa" w:w="1440"/>
-          </w:tcPr>
-          <w:p>
-            <w:r>
-              <w:rPr>
-                <w:rFonts w:ascii="Times New Roman" w:hAnsi="Times New Roman" w:eastAsia="Times New Roman"/>
-                <w:color w:val="000000"/>
-                <w:sz w:val="26"/>
-              </w:rPr>
-              <w:t>3.42</w:t>
+              <w:t>14/09/2026 19:24:48</w:t>
+            </w:r>
+          </w:p>
+        </w:tc>
+        <w:tc>
+          <w:tcPr>
+            <w:tcW w:type="dxa" w:w="1440"/>
+          </w:tcPr>
+          <w:p>
+            <w:r>
+              <w:rPr>
+                <w:rFonts w:ascii="Times New Roman" w:hAnsi="Times New Roman" w:eastAsia="Times New Roman"/>
+                <w:color w:val="000000"/>
+                <w:sz w:val="26"/>
+              </w:rPr>
+              <w:t>3.18</w:t>
             </w:r>
           </w:p>
         </w:tc>
@@ -1491,22 +1491,22 @@
                 <w:color w:val="000000"/>
                 <w:sz w:val="26"/>
               </w:rPr>
-              <w:t>07/09/2026 18:58:14</w:t>
-            </w:r>
-          </w:p>
-        </w:tc>
-        <w:tc>
-          <w:tcPr>
-            <w:tcW w:type="dxa" w:w="1440"/>
-          </w:tcPr>
-          <w:p>
-            <w:r>
-              <w:rPr>
-                <w:rFonts w:ascii="Times New Roman" w:hAnsi="Times New Roman" w:eastAsia="Times New Roman"/>
-                <w:color w:val="000000"/>
-                <w:sz w:val="26"/>
-              </w:rPr>
-              <w:t>6.62</w:t>
+              <w:t>14/09/2026 19:24:58</w:t>
+            </w:r>
+          </w:p>
+        </w:tc>
+        <w:tc>
+          <w:tcPr>
+            <w:tcW w:type="dxa" w:w="1440"/>
+          </w:tcPr>
+          <w:p>
+            <w:r>
+              <w:rPr>
+                <w:rFonts w:ascii="Times New Roman" w:hAnsi="Times New Roman" w:eastAsia="Times New Roman"/>
+                <w:color w:val="000000"/>
+                <w:sz w:val="26"/>
+              </w:rPr>
+              <w:t>6.28</w:t>
             </w:r>
           </w:p>
         </w:tc>
@@ -1581,22 +1581,22 @@
                 <w:color w:val="000000"/>
                 <w:sz w:val="26"/>
               </w:rPr>
-              <w:t>07/09/2026 18:58:19</w:t>
-            </w:r>
-          </w:p>
-        </w:tc>
-        <w:tc>
-          <w:tcPr>
-            <w:tcW w:type="dxa" w:w="1440"/>
-          </w:tcPr>
-          <w:p>
-            <w:r>
-              <w:rPr>
-                <w:rFonts w:ascii="Times New Roman" w:hAnsi="Times New Roman" w:eastAsia="Times New Roman"/>
-                <w:color w:val="000000"/>
-                <w:sz w:val="26"/>
-              </w:rPr>
-              <w:t>2.05</w:t>
+              <w:t>14/09/2026 19:25:03</w:t>
+            </w:r>
+          </w:p>
+        </w:tc>
+        <w:tc>
+          <w:tcPr>
+            <w:tcW w:type="dxa" w:w="1440"/>
+          </w:tcPr>
+          <w:p>
+            <w:r>
+              <w:rPr>
+                <w:rFonts w:ascii="Times New Roman" w:hAnsi="Times New Roman" w:eastAsia="Times New Roman"/>
+                <w:color w:val="000000"/>
+                <w:sz w:val="26"/>
+              </w:rPr>
+              <w:t>2.07</w:t>
             </w:r>
           </w:p>
         </w:tc>
@@ -1671,22 +1671,22 @@
                 <w:color w:val="000000"/>
                 <w:sz w:val="26"/>
               </w:rPr>
-              <w:t>07/09/2026 18:58:25</w:t>
-            </w:r>
-          </w:p>
-        </w:tc>
-        <w:tc>
-          <w:tcPr>
-            <w:tcW w:type="dxa" w:w="1440"/>
-          </w:tcPr>
-          <w:p>
-            <w:r>
-              <w:rPr>
-                <w:rFonts w:ascii="Times New Roman" w:hAnsi="Times New Roman" w:eastAsia="Times New Roman"/>
-                <w:color w:val="000000"/>
-                <w:sz w:val="26"/>
-              </w:rPr>
-              <w:t>2.16</w:t>
+              <w:t>14/09/2026 19:25:09</w:t>
+            </w:r>
+          </w:p>
+        </w:tc>
+        <w:tc>
+          <w:tcPr>
+            <w:tcW w:type="dxa" w:w="1440"/>
+          </w:tcPr>
+          <w:p>
+            <w:r>
+              <w:rPr>
+                <w:rFonts w:ascii="Times New Roman" w:hAnsi="Times New Roman" w:eastAsia="Times New Roman"/>
+                <w:color w:val="000000"/>
+                <w:sz w:val="26"/>
+              </w:rPr>
+              <w:t>2.18</w:t>
             </w:r>
           </w:p>
         </w:tc>
@@ -1761,22 +1761,22 @@
                 <w:color w:val="000000"/>
                 <w:sz w:val="26"/>
               </w:rPr>
-              <w:t>07/09/2026 18:58:30</w:t>
-            </w:r>
-          </w:p>
-        </w:tc>
-        <w:tc>
-          <w:tcPr>
-            <w:tcW w:type="dxa" w:w="1440"/>
-          </w:tcPr>
-          <w:p>
-            <w:r>
-              <w:rPr>
-                <w:rFonts w:ascii="Times New Roman" w:hAnsi="Times New Roman" w:eastAsia="Times New Roman"/>
-                <w:color w:val="000000"/>
-                <w:sz w:val="26"/>
-              </w:rPr>
-              <w:t>1.86</w:t>
+              <w:t>14/09/2026 19:25:14</w:t>
+            </w:r>
+          </w:p>
+        </w:tc>
+        <w:tc>
+          <w:tcPr>
+            <w:tcW w:type="dxa" w:w="1440"/>
+          </w:tcPr>
+          <w:p>
+            <w:r>
+              <w:rPr>
+                <w:rFonts w:ascii="Times New Roman" w:hAnsi="Times New Roman" w:eastAsia="Times New Roman"/>
+                <w:color w:val="000000"/>
+                <w:sz w:val="26"/>
+              </w:rPr>
+              <w:t>1.95</w:t>
             </w:r>
           </w:p>
         </w:tc>
@@ -1851,22 +1851,22 @@
                 <w:color w:val="000000"/>
                 <w:sz w:val="26"/>
               </w:rPr>
-              <w:t>07/09/2026 18:58:35</w:t>
-            </w:r>
-          </w:p>
-        </w:tc>
-        <w:tc>
-          <w:tcPr>
-            <w:tcW w:type="dxa" w:w="1440"/>
-          </w:tcPr>
-          <w:p>
-            <w:r>
-              <w:rPr>
-                <w:rFonts w:ascii="Times New Roman" w:hAnsi="Times New Roman" w:eastAsia="Times New Roman"/>
-                <w:color w:val="000000"/>
-                <w:sz w:val="26"/>
-              </w:rPr>
-              <w:t>1.88</w:t>
+              <w:t>14/09/2026 19:25:19</w:t>
+            </w:r>
+          </w:p>
+        </w:tc>
+        <w:tc>
+          <w:tcPr>
+            <w:tcW w:type="dxa" w:w="1440"/>
+          </w:tcPr>
+          <w:p>
+            <w:r>
+              <w:rPr>
+                <w:rFonts w:ascii="Times New Roman" w:hAnsi="Times New Roman" w:eastAsia="Times New Roman"/>
+                <w:color w:val="000000"/>
+                <w:sz w:val="26"/>
+              </w:rPr>
+              <w:t>1.90</w:t>
             </w:r>
           </w:p>
         </w:tc>
@@ -1941,22 +1941,22 @@
                 <w:color w:val="000000"/>
                 <w:sz w:val="26"/>
               </w:rPr>
-              <w:t>07/09/2026 18:58:45</w:t>
-            </w:r>
-          </w:p>
-        </w:tc>
-        <w:tc>
-          <w:tcPr>
-            <w:tcW w:type="dxa" w:w="1440"/>
-          </w:tcPr>
-          <w:p>
-            <w:r>
-              <w:rPr>
-                <w:rFonts w:ascii="Times New Roman" w:hAnsi="Times New Roman" w:eastAsia="Times New Roman"/>
-                <w:color w:val="000000"/>
-                <w:sz w:val="26"/>
-              </w:rPr>
-              <w:t>6.40</w:t>
+              <w:t>14/09/2026 19:25:29</w:t>
+            </w:r>
+          </w:p>
+        </w:tc>
+        <w:tc>
+          <w:tcPr>
+            <w:tcW w:type="dxa" w:w="1440"/>
+          </w:tcPr>
+          <w:p>
+            <w:r>
+              <w:rPr>
+                <w:rFonts w:ascii="Times New Roman" w:hAnsi="Times New Roman" w:eastAsia="Times New Roman"/>
+                <w:color w:val="000000"/>
+                <w:sz w:val="26"/>
+              </w:rPr>
+              <w:t>6.84</w:t>
             </w:r>
           </w:p>
         </w:tc>
@@ -2031,22 +2031,22 @@
                 <w:color w:val="000000"/>
                 <w:sz w:val="26"/>
               </w:rPr>
-              <w:t>07/09/2026 18:58:51</w:t>
-            </w:r>
-          </w:p>
-        </w:tc>
-        <w:tc>
-          <w:tcPr>
-            <w:tcW w:type="dxa" w:w="1440"/>
-          </w:tcPr>
-          <w:p>
-            <w:r>
-              <w:rPr>
-                <w:rFonts w:ascii="Times New Roman" w:hAnsi="Times New Roman" w:eastAsia="Times New Roman"/>
-                <w:color w:val="000000"/>
-                <w:sz w:val="26"/>
-              </w:rPr>
-              <w:t>2.95</w:t>
+              <w:t>14/09/2026 19:25:35</w:t>
+            </w:r>
+          </w:p>
+        </w:tc>
+        <w:tc>
+          <w:tcPr>
+            <w:tcW w:type="dxa" w:w="1440"/>
+          </w:tcPr>
+          <w:p>
+            <w:r>
+              <w:rPr>
+                <w:rFonts w:ascii="Times New Roman" w:hAnsi="Times New Roman" w:eastAsia="Times New Roman"/>
+                <w:color w:val="000000"/>
+                <w:sz w:val="26"/>
+              </w:rPr>
+              <w:t>3.05</w:t>
             </w:r>
           </w:p>
         </w:tc>
@@ -2121,22 +2121,22 @@
                 <w:color w:val="000000"/>
                 <w:sz w:val="26"/>
               </w:rPr>
-              <w:t>07/09/2026 18:59:00</w:t>
-            </w:r>
-          </w:p>
-        </w:tc>
-        <w:tc>
-          <w:tcPr>
-            <w:tcW w:type="dxa" w:w="1440"/>
-          </w:tcPr>
-          <w:p>
-            <w:r>
-              <w:rPr>
-                <w:rFonts w:ascii="Times New Roman" w:hAnsi="Times New Roman" w:eastAsia="Times New Roman"/>
-                <w:color w:val="000000"/>
-                <w:sz w:val="26"/>
-              </w:rPr>
-              <w:t>5.95</w:t>
+              <w:t>14/09/2026 19:25:45</w:t>
+            </w:r>
+          </w:p>
+        </w:tc>
+        <w:tc>
+          <w:tcPr>
+            <w:tcW w:type="dxa" w:w="1440"/>
+          </w:tcPr>
+          <w:p>
+            <w:r>
+              <w:rPr>
+                <w:rFonts w:ascii="Times New Roman" w:hAnsi="Times New Roman" w:eastAsia="Times New Roman"/>
+                <w:color w:val="000000"/>
+                <w:sz w:val="26"/>
+              </w:rPr>
+              <w:t>6.15</w:t>
             </w:r>
           </w:p>
         </w:tc>
@@ -2347,7 +2347,7 @@
                 <w:color w:val="000000"/>
                 <w:sz w:val="26"/>
               </w:rPr>
-              <w:t>07/09/2026 18:56:07</w:t>
+              <w:t>14/09/2026 19:22:51</w:t>
             </w:r>
           </w:p>
         </w:tc>
@@ -2438,7 +2438,7 @@
                 <w:color w:val="000000"/>
                 <w:sz w:val="26"/>
               </w:rPr>
-              <w:t>07/09/2026 18:56:07</w:t>
+              <w:t>14/09/2026 19:22:51</w:t>
             </w:r>
           </w:p>
         </w:tc>
@@ -2529,7 +2529,7 @@
                 <w:color w:val="000000"/>
                 <w:sz w:val="26"/>
               </w:rPr>
-              <w:t>07/09/2026 18:56:08</w:t>
+              <w:t>14/09/2026 19:22:51</w:t>
             </w:r>
           </w:p>
         </w:tc>
@@ -2620,7 +2620,7 @@
                 <w:color w:val="000000"/>
                 <w:sz w:val="26"/>
               </w:rPr>
-              <w:t>07/09/2026 18:56:08</w:t>
+              <w:t>14/09/2026 19:22:51</w:t>
             </w:r>
           </w:p>
         </w:tc>
@@ -2712,7 +2712,7 @@
                 <w:color w:val="000000"/>
                 <w:sz w:val="26"/>
               </w:rPr>
-              <w:t>07/09/2026 18:56:08</w:t>
+              <w:t>14/09/2026 19:22:51</w:t>
             </w:r>
           </w:p>
         </w:tc>
@@ -2804,7 +2804,7 @@
                 <w:color w:val="000000"/>
                 <w:sz w:val="26"/>
               </w:rPr>
-              <w:t>07/09/2026 18:56:08</w:t>
+              <w:t>14/09/2026 19:22:52</w:t>
             </w:r>
           </w:p>
         </w:tc>
@@ -2896,7 +2896,7 @@
                 <w:color w:val="000000"/>
                 <w:sz w:val="26"/>
               </w:rPr>
-              <w:t>07/09/2026 18:56:08</w:t>
+              <w:t>14/09/2026 19:22:52</w:t>
             </w:r>
           </w:p>
         </w:tc>
@@ -2988,7 +2988,7 @@
                 <w:color w:val="000000"/>
                 <w:sz w:val="26"/>
               </w:rPr>
-              <w:t>07/09/2026 18:56:13</w:t>
+              <w:t>14/09/2026 19:22:57</w:t>
             </w:r>
           </w:p>
         </w:tc>
@@ -3079,7 +3079,7 @@
                 <w:color w:val="000000"/>
                 <w:sz w:val="26"/>
               </w:rPr>
-              <w:t>07/09/2026 18:56:13</w:t>
+              <w:t>14/09/2026 19:22:57</w:t>
             </w:r>
           </w:p>
         </w:tc>
@@ -3170,7 +3170,7 @@
                 <w:color w:val="000000"/>
                 <w:sz w:val="26"/>
               </w:rPr>
-              <w:t>07/09/2026 18:56:14</w:t>
+              <w:t>14/09/2026 19:22:58</w:t>
             </w:r>
           </w:p>
         </w:tc>
@@ -3262,7 +3262,7 @@
                 <w:color w:val="000000"/>
                 <w:sz w:val="26"/>
               </w:rPr>
-              <w:t>07/09/2026 18:56:14</w:t>
+              <w:t>14/09/2026 19:22:58</w:t>
             </w:r>
           </w:p>
         </w:tc>
@@ -3292,7 +3292,7 @@
                 <w:color w:val="000000"/>
                 <w:sz w:val="26"/>
               </w:rPr>
-              <w:t>14/09/2026</w:t>
+              <w:t>21/09/2026</w:t>
             </w:r>
           </w:p>
         </w:tc>
@@ -3354,7 +3354,7 @@
                 <w:color w:val="000000"/>
                 <w:sz w:val="26"/>
               </w:rPr>
-              <w:t>07/09/2026 18:56:14</w:t>
+              <w:t>14/09/2026 19:22:58</w:t>
             </w:r>
           </w:p>
         </w:tc>
@@ -3446,7 +3446,7 @@
                 <w:color w:val="000000"/>
                 <w:sz w:val="26"/>
               </w:rPr>
-              <w:t>07/09/2026 18:56:14</w:t>
+              <w:t>14/09/2026 19:22:58</w:t>
             </w:r>
           </w:p>
         </w:tc>
@@ -3538,7 +3538,7 @@
                 <w:color w:val="000000"/>
                 <w:sz w:val="26"/>
               </w:rPr>
-              <w:t>07/09/2026 18:56:14</w:t>
+              <w:t>14/09/2026 19:22:59</w:t>
             </w:r>
           </w:p>
         </w:tc>
@@ -3630,7 +3630,7 @@
                 <w:color w:val="000000"/>
                 <w:sz w:val="26"/>
               </w:rPr>
-              <w:t>07/09/2026 18:56:18</w:t>
+              <w:t>14/09/2026 19:23:02</w:t>
             </w:r>
           </w:p>
         </w:tc>
@@ -3721,7 +3721,7 @@
                 <w:color w:val="000000"/>
                 <w:sz w:val="26"/>
               </w:rPr>
-              <w:t>07/09/2026 18:56:18</w:t>
+              <w:t>14/09/2026 19:23:02</w:t>
             </w:r>
           </w:p>
         </w:tc>
@@ -3751,7 +3751,7 @@
                 <w:color w:val="000000"/>
                 <w:sz w:val="26"/>
               </w:rPr>
-              <w:t>Message=Thêm lịch làm việc thành công! | Doctor=Tran Binh | Date=14/09/2026 | Shift=Ca sáng | Status=Có lịch | Note=Kiểm thử lịch làm việc</w:t>
+              <w:t>Message=Thêm lịch làm việc thành công! | Doctor=Tran Binh | Date=21/09/2026 | Shift=Ca sáng | Status=Có lịch | Note=Kiểm thử lịch làm việc</w:t>
             </w:r>
           </w:p>
         </w:tc>
@@ -3813,7 +3813,7 @@
                 <w:color w:val="000000"/>
                 <w:sz w:val="26"/>
               </w:rPr>
-              <w:t>07/09/2026 18:56:23</w:t>
+              <w:t>14/09/2026 19:23:07</w:t>
             </w:r>
           </w:p>
         </w:tc>
@@ -3904,7 +3904,7 @@
                 <w:color w:val="000000"/>
                 <w:sz w:val="26"/>
               </w:rPr>
-              <w:t>07/09/2026 18:56:23</w:t>
+              <w:t>14/09/2026 19:23:07</w:t>
             </w:r>
           </w:p>
         </w:tc>
@@ -3995,7 +3995,7 @@
                 <w:color w:val="000000"/>
                 <w:sz w:val="26"/>
               </w:rPr>
-              <w:t>07/09/2026 18:56:23</w:t>
+              <w:t>14/09/2026 19:23:07</w:t>
             </w:r>
           </w:p>
         </w:tc>
@@ -4087,7 +4087,7 @@
                 <w:color w:val="000000"/>
                 <w:sz w:val="26"/>
               </w:rPr>
-              <w:t>07/09/2026 18:56:23</w:t>
+              <w:t>14/09/2026 19:23:08</w:t>
             </w:r>
           </w:p>
         </w:tc>
@@ -4117,7 +4117,7 @@
                 <w:color w:val="000000"/>
                 <w:sz w:val="26"/>
               </w:rPr>
-              <w:t>Date=15/09/2026 | Shift=Ca sáng: 07:00 - 11:30</w:t>
+              <w:t>Date=22/09/2026 | Shift=Ca sáng: 07:00 - 11:30</w:t>
             </w:r>
           </w:p>
         </w:tc>
@@ -4179,7 +4179,7 @@
                 <w:color w:val="000000"/>
                 <w:sz w:val="26"/>
               </w:rPr>
-              <w:t>07/09/2026 18:56:24</w:t>
+              <w:t>14/09/2026 19:23:08</w:t>
             </w:r>
           </w:p>
         </w:tc>
@@ -4271,7 +4271,7 @@
                 <w:color w:val="000000"/>
                 <w:sz w:val="26"/>
               </w:rPr>
-              <w:t>07/09/2026 18:56:24</w:t>
+              <w:t>14/09/2026 19:23:08</w:t>
             </w:r>
           </w:p>
         </w:tc>
@@ -4363,7 +4363,7 @@
                 <w:color w:val="000000"/>
                 <w:sz w:val="26"/>
               </w:rPr>
-              <w:t>07/09/2026 18:56:27</w:t>
+              <w:t>14/09/2026 19:23:11</w:t>
             </w:r>
           </w:p>
         </w:tc>
@@ -4454,7 +4454,7 @@
                 <w:color w:val="000000"/>
                 <w:sz w:val="26"/>
               </w:rPr>
-              <w:t>07/09/2026 18:56:27</w:t>
+              <w:t>14/09/2026 19:23:11</w:t>
             </w:r>
           </w:p>
         </w:tc>
@@ -4484,7 +4484,7 @@
                 <w:color w:val="000000"/>
                 <w:sz w:val="26"/>
               </w:rPr>
-              <w:t>Message=Thêm lịch làm việc thành công! | Doctor=Tran Binh | Date=15/09/2026 | Shift=Ca sáng | Status=Không làm | Note=Không trực</w:t>
+              <w:t>Message=Thêm lịch làm việc thành công! | Doctor=Tran Binh | Date=22/09/2026 | Shift=Ca sáng | Status=Không làm | Note=Không trực</w:t>
             </w:r>
           </w:p>
         </w:tc>
@@ -4546,7 +4546,7 @@
                 <w:color w:val="000000"/>
                 <w:sz w:val="26"/>
               </w:rPr>
-              <w:t>07/09/2026 18:56:32</w:t>
+              <w:t>14/09/2026 19:23:16</w:t>
             </w:r>
           </w:p>
         </w:tc>
@@ -4637,7 +4637,7 @@
                 <w:color w:val="000000"/>
                 <w:sz w:val="26"/>
               </w:rPr>
-              <w:t>07/09/2026 18:56:32</w:t>
+              <w:t>14/09/2026 19:23:16</w:t>
             </w:r>
           </w:p>
         </w:tc>
@@ -4728,7 +4728,7 @@
                 <w:color w:val="000000"/>
                 <w:sz w:val="26"/>
               </w:rPr>
-              <w:t>07/09/2026 18:56:33</w:t>
+              <w:t>14/09/2026 19:23:17</w:t>
             </w:r>
           </w:p>
         </w:tc>
@@ -4758,7 +4758,7 @@
                 <w:color w:val="000000"/>
                 <w:sz w:val="26"/>
               </w:rPr>
-              <w:t>Doctor=Tran Binh | Date=16/09/2026 | Shift=Ca sáng: 07:00 - 11:30</w:t>
+              <w:t>Doctor=Tran Binh | Date=23/09/2026 | Shift=Ca sáng: 07:00 - 11:30</w:t>
             </w:r>
           </w:p>
         </w:tc>
@@ -4820,7 +4820,7 @@
                 <w:color w:val="000000"/>
                 <w:sz w:val="26"/>
               </w:rPr>
-              <w:t>07/09/2026 18:56:33</w:t>
+              <w:t>14/09/2026 19:23:17</w:t>
             </w:r>
           </w:p>
         </w:tc>
@@ -4912,7 +4912,7 @@
                 <w:color w:val="000000"/>
                 <w:sz w:val="26"/>
               </w:rPr>
-              <w:t>07/09/2026 18:56:33</w:t>
+              <w:t>14/09/2026 19:23:17</w:t>
             </w:r>
           </w:p>
         </w:tc>
@@ -5003,7 +5003,7 @@
                 <w:color w:val="000000"/>
                 <w:sz w:val="26"/>
               </w:rPr>
-              <w:t>07/09/2026 18:56:36</w:t>
+              <w:t>14/09/2026 19:23:20</w:t>
             </w:r>
           </w:p>
         </w:tc>
@@ -5094,7 +5094,7 @@
                 <w:color w:val="000000"/>
                 <w:sz w:val="26"/>
               </w:rPr>
-              <w:t>07/09/2026 18:56:36</w:t>
+              <w:t>14/09/2026 19:23:20</w:t>
             </w:r>
           </w:p>
         </w:tc>
@@ -5124,7 +5124,7 @@
                 <w:color w:val="000000"/>
                 <w:sz w:val="26"/>
               </w:rPr>
-              <w:t>Message=Thêm lịch làm việc thành công! | Doctor=Tran Binh | Date=16/09/2026 | Shift=Ca sáng | Status=Có lịch | Note=''</w:t>
+              <w:t>Message=Thêm lịch làm việc thành công! | Doctor=Tran Binh | Date=23/09/2026 | Shift=Ca sáng | Status=Có lịch | Note=''</w:t>
             </w:r>
           </w:p>
         </w:tc>
@@ -5186,7 +5186,7 @@
                 <w:color w:val="000000"/>
                 <w:sz w:val="26"/>
               </w:rPr>
-              <w:t>07/09/2026 18:56:41</w:t>
+              <w:t>14/09/2026 19:23:25</w:t>
             </w:r>
           </w:p>
         </w:tc>
@@ -5277,7 +5277,7 @@
                 <w:color w:val="000000"/>
                 <w:sz w:val="26"/>
               </w:rPr>
-              <w:t>07/09/2026 18:56:41</w:t>
+              <w:t>14/09/2026 19:23:25</w:t>
             </w:r>
           </w:p>
         </w:tc>
@@ -5368,7 +5368,7 @@
                 <w:color w:val="000000"/>
                 <w:sz w:val="26"/>
               </w:rPr>
-              <w:t>07/09/2026 18:56:41</w:t>
+              <w:t>14/09/2026 19:23:25</w:t>
             </w:r>
           </w:p>
         </w:tc>
@@ -5460,7 +5460,7 @@
                 <w:color w:val="000000"/>
                 <w:sz w:val="26"/>
               </w:rPr>
-              <w:t>07/09/2026 18:56:42</w:t>
+              <w:t>14/09/2026 19:23:26</w:t>
             </w:r>
           </w:p>
         </w:tc>
@@ -5490,7 +5490,7 @@
                 <w:color w:val="000000"/>
                 <w:sz w:val="26"/>
               </w:rPr>
-              <w:t>17/09/2026</w:t>
+              <w:t>24/09/2026</w:t>
             </w:r>
           </w:p>
         </w:tc>
@@ -5552,7 +5552,7 @@
                 <w:color w:val="000000"/>
                 <w:sz w:val="26"/>
               </w:rPr>
-              <w:t>07/09/2026 18:56:42</w:t>
+              <w:t>14/09/2026 19:23:26</w:t>
             </w:r>
           </w:p>
         </w:tc>
@@ -5644,7 +5644,7 @@
                 <w:color w:val="000000"/>
                 <w:sz w:val="26"/>
               </w:rPr>
-              <w:t>07/09/2026 18:56:45</w:t>
+              <w:t>14/09/2026 19:23:29</w:t>
             </w:r>
           </w:p>
         </w:tc>
@@ -5735,7 +5735,7 @@
                 <w:color w:val="000000"/>
                 <w:sz w:val="26"/>
               </w:rPr>
-              <w:t>07/09/2026 18:56:49</w:t>
+              <w:t>14/09/2026 19:23:34</w:t>
             </w:r>
           </w:p>
         </w:tc>
@@ -5827,7 +5827,7 @@
                 <w:color w:val="000000"/>
                 <w:sz w:val="26"/>
               </w:rPr>
-              <w:t>07/09/2026 18:56:54</w:t>
+              <w:t>14/09/2026 19:23:38</w:t>
             </w:r>
           </w:p>
         </w:tc>
@@ -5918,7 +5918,7 @@
                 <w:color w:val="000000"/>
                 <w:sz w:val="26"/>
               </w:rPr>
-              <w:t>07/09/2026 18:56:54</w:t>
+              <w:t>14/09/2026 19:23:39</w:t>
             </w:r>
           </w:p>
         </w:tc>
@@ -6009,7 +6009,7 @@
                 <w:color w:val="000000"/>
                 <w:sz w:val="26"/>
               </w:rPr>
-              <w:t>07/09/2026 18:56:55</w:t>
+              <w:t>14/09/2026 19:23:39</w:t>
             </w:r>
           </w:p>
         </w:tc>
@@ -6101,7 +6101,7 @@
                 <w:color w:val="000000"/>
                 <w:sz w:val="26"/>
               </w:rPr>
-              <w:t>07/09/2026 18:56:55</w:t>
+              <w:t>14/09/2026 19:23:39</w:t>
             </w:r>
           </w:p>
         </w:tc>
@@ -6193,7 +6193,7 @@
                 <w:color w:val="000000"/>
                 <w:sz w:val="26"/>
               </w:rPr>
-              <w:t>07/09/2026 18:56:55</w:t>
+              <w:t>14/09/2026 19:23:39</w:t>
             </w:r>
           </w:p>
         </w:tc>
@@ -6285,7 +6285,7 @@
                 <w:color w:val="000000"/>
                 <w:sz w:val="26"/>
               </w:rPr>
-              <w:t>07/09/2026 18:56:58</w:t>
+              <w:t>14/09/2026 19:23:43</w:t>
             </w:r>
           </w:p>
         </w:tc>
@@ -6376,7 +6376,7 @@
                 <w:color w:val="000000"/>
                 <w:sz w:val="26"/>
               </w:rPr>
-              <w:t>07/09/2026 18:56:58</w:t>
+              <w:t>14/09/2026 19:23:43</w:t>
             </w:r>
           </w:p>
         </w:tc>
@@ -6468,7 +6468,7 @@
                 <w:color w:val="000000"/>
                 <w:sz w:val="26"/>
               </w:rPr>
-              <w:t>07/09/2026 18:57:03</w:t>
+              <w:t>14/09/2026 19:23:47</w:t>
             </w:r>
           </w:p>
         </w:tc>
@@ -6559,7 +6559,7 @@
                 <w:color w:val="000000"/>
                 <w:sz w:val="26"/>
               </w:rPr>
-              <w:t>07/09/2026 18:57:03</w:t>
+              <w:t>14/09/2026 19:23:47</w:t>
             </w:r>
           </w:p>
         </w:tc>
@@ -6650,7 +6650,7 @@
                 <w:color w:val="000000"/>
                 <w:sz w:val="26"/>
               </w:rPr>
-              <w:t>07/09/2026 18:57:03</w:t>
+              <w:t>14/09/2026 19:23:48</w:t>
             </w:r>
           </w:p>
         </w:tc>
@@ -6742,7 +6742,7 @@
                 <w:color w:val="000000"/>
                 <w:sz w:val="26"/>
               </w:rPr>
-              <w:t>07/09/2026 18:57:03</w:t>
+              <w:t>14/09/2026 19:23:48</w:t>
             </w:r>
           </w:p>
         </w:tc>
@@ -6772,7 +6772,7 @@
                 <w:color w:val="000000"/>
                 <w:sz w:val="26"/>
               </w:rPr>
-              <w:t>06/09/2026</w:t>
+              <w:t>13/09/2026</w:t>
             </w:r>
           </w:p>
         </w:tc>
@@ -6834,7 +6834,7 @@
                 <w:color w:val="000000"/>
                 <w:sz w:val="26"/>
               </w:rPr>
-              <w:t>07/09/2026 18:57:03</w:t>
+              <w:t>14/09/2026 19:23:48</w:t>
             </w:r>
           </w:p>
         </w:tc>
@@ -6926,7 +6926,7 @@
                 <w:color w:val="000000"/>
                 <w:sz w:val="26"/>
               </w:rPr>
-              <w:t>07/09/2026 18:57:07</w:t>
+              <w:t>14/09/2026 19:23:51</w:t>
             </w:r>
           </w:p>
         </w:tc>
@@ -7017,7 +7017,7 @@
                 <w:color w:val="000000"/>
                 <w:sz w:val="26"/>
               </w:rPr>
-              <w:t>07/09/2026 18:57:07</w:t>
+              <w:t>14/09/2026 19:23:51</w:t>
             </w:r>
           </w:p>
         </w:tc>
@@ -7109,7 +7109,7 @@
                 <w:color w:val="000000"/>
                 <w:sz w:val="26"/>
               </w:rPr>
-              <w:t>07/09/2026 18:57:07</w:t>
+              <w:t>14/09/2026 19:23:51</w:t>
             </w:r>
           </w:p>
         </w:tc>
@@ -7201,7 +7201,7 @@
                 <w:color w:val="000000"/>
                 <w:sz w:val="26"/>
               </w:rPr>
-              <w:t>07/09/2026 18:57:12</w:t>
+              <w:t>14/09/2026 19:23:56</w:t>
             </w:r>
           </w:p>
         </w:tc>
@@ -7292,7 +7292,7 @@
                 <w:color w:val="000000"/>
                 <w:sz w:val="26"/>
               </w:rPr>
-              <w:t>07/09/2026 18:57:12</w:t>
+              <w:t>14/09/2026 19:23:56</w:t>
             </w:r>
           </w:p>
         </w:tc>
@@ -7383,7 +7383,7 @@
                 <w:color w:val="000000"/>
                 <w:sz w:val="26"/>
               </w:rPr>
-              <w:t>07/09/2026 18:57:12</w:t>
+              <w:t>14/09/2026 19:23:57</w:t>
             </w:r>
           </w:p>
         </w:tc>
@@ -7475,7 +7475,7 @@
                 <w:color w:val="000000"/>
                 <w:sz w:val="26"/>
               </w:rPr>
-              <w:t>07/09/2026 18:57:13</w:t>
+              <w:t>14/09/2026 19:23:57</w:t>
             </w:r>
           </w:p>
         </w:tc>
@@ -7505,7 +7505,7 @@
                 <w:color w:val="000000"/>
                 <w:sz w:val="26"/>
               </w:rPr>
-              <w:t>Date=18/09/2026 | Shift=Ca sáng: 07:00 - 11:30</w:t>
+              <w:t>Date=25/09/2026 | Shift=Ca sáng: 07:00 - 11:30</w:t>
             </w:r>
           </w:p>
         </w:tc>
@@ -7567,7 +7567,7 @@
                 <w:color w:val="000000"/>
                 <w:sz w:val="26"/>
               </w:rPr>
-              <w:t>07/09/2026 18:57:13</w:t>
+              <w:t>14/09/2026 19:23:58</w:t>
             </w:r>
           </w:p>
         </w:tc>
@@ -7659,7 +7659,7 @@
                 <w:color w:val="000000"/>
                 <w:sz w:val="26"/>
               </w:rPr>
-              <w:t>07/09/2026 18:57:17</w:t>
+              <w:t>14/09/2026 19:24:01</w:t>
             </w:r>
           </w:p>
         </w:tc>
@@ -7751,7 +7751,7 @@
                 <w:color w:val="000000"/>
                 <w:sz w:val="26"/>
               </w:rPr>
-              <w:t>07/09/2026 18:57:17</w:t>
+              <w:t>14/09/2026 19:24:01</w:t>
             </w:r>
           </w:p>
         </w:tc>
@@ -7781,7 +7781,7 @@
                 <w:color w:val="000000"/>
                 <w:sz w:val="26"/>
               </w:rPr>
-              <w:t>Doctor=Tran Binh | Date=18/09/2026 | Shift=Ca sáng: 07:00 - 11:30</w:t>
+              <w:t>Doctor=Tran Binh | Date=25/09/2026 | Shift=Ca sáng: 07:00 - 11:30</w:t>
             </w:r>
           </w:p>
         </w:tc>
@@ -7843,7 +7843,7 @@
                 <w:color w:val="000000"/>
                 <w:sz w:val="26"/>
               </w:rPr>
-              <w:t>07/09/2026 18:57:21</w:t>
+              <w:t>14/09/2026 19:24:05</w:t>
             </w:r>
           </w:p>
         </w:tc>
@@ -7934,7 +7934,7 @@
                 <w:color w:val="000000"/>
                 <w:sz w:val="26"/>
               </w:rPr>
-              <w:t>07/09/2026 18:57:21</w:t>
+              <w:t>14/09/2026 19:24:05</w:t>
             </w:r>
           </w:p>
         </w:tc>
@@ -8026,7 +8026,7 @@
                 <w:color w:val="000000"/>
                 <w:sz w:val="26"/>
               </w:rPr>
-              <w:t>07/09/2026 18:57:25</w:t>
+              <w:t>14/09/2026 19:24:10</w:t>
             </w:r>
           </w:p>
         </w:tc>
@@ -8117,7 +8117,7 @@
                 <w:color w:val="000000"/>
                 <w:sz w:val="26"/>
               </w:rPr>
-              <w:t>07/09/2026 18:57:26</w:t>
+              <w:t>14/09/2026 19:24:10</w:t>
             </w:r>
           </w:p>
         </w:tc>
@@ -8208,7 +8208,7 @@
                 <w:color w:val="000000"/>
                 <w:sz w:val="26"/>
               </w:rPr>
-              <w:t>07/09/2026 18:57:26</w:t>
+              <w:t>14/09/2026 19:24:10</w:t>
             </w:r>
           </w:p>
         </w:tc>
@@ -8238,7 +8238,7 @@
                 <w:color w:val="000000"/>
                 <w:sz w:val="26"/>
               </w:rPr>
-              <w:t>Doctor=Tran Binh | Date=19/09/2026 | Shift=Ca sáng</w:t>
+              <w:t>Doctor=Tran Binh | Date=26/09/2026 | Shift=Ca sáng</w:t>
             </w:r>
           </w:p>
         </w:tc>
@@ -8300,7 +8300,7 @@
                 <w:color w:val="000000"/>
                 <w:sz w:val="26"/>
               </w:rPr>
-              <w:t>07/09/2026 18:57:26</w:t>
+              <w:t>14/09/2026 19:24:11</w:t>
             </w:r>
           </w:p>
         </w:tc>
@@ -8330,7 +8330,7 @@
                 <w:color w:val="000000"/>
                 <w:sz w:val="26"/>
               </w:rPr>
-              <w:t>Doctor=Tran Binh | Date=19/09/2026</w:t>
+              <w:t>Doctor=Tran Binh | Date=26/09/2026</w:t>
             </w:r>
           </w:p>
         </w:tc>
@@ -8392,7 +8392,7 @@
                 <w:color w:val="000000"/>
                 <w:sz w:val="26"/>
               </w:rPr>
-              <w:t>07/09/2026 18:57:26</w:t>
+              <w:t>14/09/2026 19:24:11</w:t>
             </w:r>
           </w:p>
         </w:tc>
@@ -8484,7 +8484,7 @@
                 <w:color w:val="000000"/>
                 <w:sz w:val="26"/>
               </w:rPr>
-              <w:t>07/09/2026 18:57:30</w:t>
+              <w:t>14/09/2026 19:24:14</w:t>
             </w:r>
           </w:p>
         </w:tc>
@@ -8576,7 +8576,7 @@
                 <w:color w:val="000000"/>
                 <w:sz w:val="26"/>
               </w:rPr>
-              <w:t>07/09/2026 18:57:30</w:t>
+              <w:t>14/09/2026 19:24:15</w:t>
             </w:r>
           </w:p>
         </w:tc>
@@ -8668,7 +8668,7 @@
                 <w:color w:val="000000"/>
                 <w:sz w:val="26"/>
               </w:rPr>
-              <w:t>07/09/2026 18:57:35</w:t>
+              <w:t>14/09/2026 19:24:19</w:t>
             </w:r>
           </w:p>
         </w:tc>
@@ -8759,7 +8759,7 @@
                 <w:color w:val="000000"/>
                 <w:sz w:val="26"/>
               </w:rPr>
-              <w:t>07/09/2026 18:57:36</w:t>
+              <w:t>14/09/2026 19:24:20</w:t>
             </w:r>
           </w:p>
         </w:tc>
@@ -8850,7 +8850,7 @@
                 <w:color w:val="000000"/>
                 <w:sz w:val="26"/>
               </w:rPr>
-              <w:t>07/09/2026 18:57:36</w:t>
+              <w:t>14/09/2026 19:24:20</w:t>
             </w:r>
           </w:p>
         </w:tc>
@@ -8942,7 +8942,7 @@
                 <w:color w:val="000000"/>
                 <w:sz w:val="26"/>
               </w:rPr>
-              <w:t>07/09/2026 18:57:40</w:t>
+              <w:t>14/09/2026 19:24:24</w:t>
             </w:r>
           </w:p>
         </w:tc>
@@ -8972,7 +8972,7 @@
                 <w:color w:val="000000"/>
                 <w:sz w:val="26"/>
               </w:rPr>
-              <w:t>Doctor=Tran Binh | Date=20/09/2026 | Shift=Ca sáng | ScheduleCount=1</w:t>
+              <w:t>Doctor=Tran Binh | Date=27/09/2026 | Shift=Ca sáng | ScheduleCount=1</w:t>
             </w:r>
           </w:p>
         </w:tc>
@@ -9034,7 +9034,7 @@
                 <w:color w:val="000000"/>
                 <w:sz w:val="26"/>
               </w:rPr>
-              <w:t>07/09/2026 18:57:40</w:t>
+              <w:t>14/09/2026 19:24:24</w:t>
             </w:r>
           </w:p>
         </w:tc>
@@ -9126,7 +9126,7 @@
                 <w:color w:val="000000"/>
                 <w:sz w:val="26"/>
               </w:rPr>
-              <w:t>07/09/2026 18:57:40</w:t>
+              <w:t>14/09/2026 19:24:25</w:t>
             </w:r>
           </w:p>
         </w:tc>
@@ -9156,7 +9156,7 @@
                 <w:color w:val="000000"/>
                 <w:sz w:val="26"/>
               </w:rPr>
-              <w:t>Date=20/09/2026 | Shift=Ca sáng: 07:00 - 11:30</w:t>
+              <w:t>Date=27/09/2026 | Shift=Ca sáng: 07:00 - 11:30</w:t>
             </w:r>
           </w:p>
         </w:tc>
@@ -9218,7 +9218,7 @@
                 <w:color w:val="000000"/>
                 <w:sz w:val="26"/>
               </w:rPr>
-              <w:t>07/09/2026 18:57:44</w:t>
+              <w:t>14/09/2026 19:24:28</w:t>
             </w:r>
           </w:p>
         </w:tc>
@@ -9310,7 +9310,7 @@
                 <w:color w:val="000000"/>
                 <w:sz w:val="26"/>
               </w:rPr>
-              <w:t>07/09/2026 18:57:44</w:t>
+              <w:t>14/09/2026 19:24:28</w:t>
             </w:r>
           </w:p>
         </w:tc>
@@ -9340,7 +9340,7 @@
                 <w:color w:val="000000"/>
                 <w:sz w:val="26"/>
               </w:rPr>
-              <w:t>Tran Binh=True, Count=1 | Ly Minh=True, Count=1 | Date=20/09/2026 | Shift=Ca sáng</w:t>
+              <w:t>Tran Binh=True, Count=1 | Ly Minh=True, Count=1 | Date=27/09/2026 | Shift=Ca sáng</w:t>
             </w:r>
           </w:p>
         </w:tc>
@@ -9402,7 +9402,7 @@
                 <w:color w:val="000000"/>
                 <w:sz w:val="26"/>
               </w:rPr>
-              <w:t>07/09/2026 18:57:49</w:t>
+              <w:t>14/09/2026 19:24:33</w:t>
             </w:r>
           </w:p>
         </w:tc>
@@ -9493,7 +9493,7 @@
                 <w:color w:val="000000"/>
                 <w:sz w:val="26"/>
               </w:rPr>
-              <w:t>07/09/2026 18:57:49</w:t>
+              <w:t>14/09/2026 19:24:33</w:t>
             </w:r>
           </w:p>
         </w:tc>
@@ -9584,7 +9584,7 @@
                 <w:color w:val="000000"/>
                 <w:sz w:val="26"/>
               </w:rPr>
-              <w:t>07/09/2026 18:57:49</w:t>
+              <w:t>14/09/2026 19:24:34</w:t>
             </w:r>
           </w:p>
         </w:tc>
@@ -9676,7 +9676,7 @@
                 <w:color w:val="000000"/>
                 <w:sz w:val="26"/>
               </w:rPr>
-              <w:t>07/09/2026 18:57:50</w:t>
+              <w:t>14/09/2026 19:24:34</w:t>
             </w:r>
           </w:p>
         </w:tc>
@@ -9706,7 +9706,7 @@
                 <w:color w:val="000000"/>
                 <w:sz w:val="26"/>
               </w:rPr>
-              <w:t>Date=21/09/2026 | Shift=Ca sáng: 07:00 - 11:30</w:t>
+              <w:t>Date=28/09/2026 | Shift=Ca sáng: 07:00 - 11:30</w:t>
             </w:r>
           </w:p>
         </w:tc>
@@ -9768,7 +9768,7 @@
                 <w:color w:val="000000"/>
                 <w:sz w:val="26"/>
               </w:rPr>
-              <w:t>07/09/2026 18:57:53</w:t>
+              <w:t>14/09/2026 19:24:38</w:t>
             </w:r>
           </w:p>
         </w:tc>
@@ -9860,7 +9860,7 @@
                 <w:color w:val="000000"/>
                 <w:sz w:val="26"/>
               </w:rPr>
-              <w:t>07/09/2026 18:57:54</w:t>
+              <w:t>14/09/2026 19:24:38</w:t>
             </w:r>
           </w:p>
         </w:tc>
@@ -9890,7 +9890,7 @@
                 <w:color w:val="000000"/>
                 <w:sz w:val="26"/>
               </w:rPr>
-              <w:t>Doctor=Tran Binh | Date=21/09/2026 | Shift=Ca sáng: 07:00 - 11:30</w:t>
+              <w:t>Doctor=Tran Binh | Date=28/09/2026 | Shift=Ca sáng: 07:00 - 11:30</w:t>
             </w:r>
           </w:p>
         </w:tc>
@@ -9952,7 +9952,7 @@
                 <w:color w:val="000000"/>
                 <w:sz w:val="26"/>
               </w:rPr>
-              <w:t>07/09/2026 18:57:54</w:t>
+              <w:t>14/09/2026 19:24:38</w:t>
             </w:r>
           </w:p>
         </w:tc>
@@ -10044,7 +10044,7 @@
                 <w:color w:val="000000"/>
                 <w:sz w:val="26"/>
               </w:rPr>
-              <w:t>07/09/2026 18:57:58</w:t>
+              <w:t>14/09/2026 19:24:42</w:t>
             </w:r>
           </w:p>
         </w:tc>
@@ -10135,7 +10135,7 @@
                 <w:color w:val="000000"/>
                 <w:sz w:val="26"/>
               </w:rPr>
-              <w:t>07/09/2026 18:57:58</w:t>
+              <w:t>14/09/2026 19:24:42</w:t>
             </w:r>
           </w:p>
         </w:tc>
@@ -10227,7 +10227,7 @@
                 <w:color w:val="000000"/>
                 <w:sz w:val="26"/>
               </w:rPr>
-              <w:t>07/09/2026 18:58:02</w:t>
+              <w:t>14/09/2026 19:24:47</w:t>
             </w:r>
           </w:p>
         </w:tc>
@@ -10318,7 +10318,7 @@
                 <w:color w:val="000000"/>
                 <w:sz w:val="26"/>
               </w:rPr>
-              <w:t>07/09/2026 18:58:03</w:t>
+              <w:t>14/09/2026 19:24:47</w:t>
             </w:r>
           </w:p>
         </w:tc>
@@ -10409,7 +10409,7 @@
                 <w:color w:val="000000"/>
                 <w:sz w:val="26"/>
               </w:rPr>
-              <w:t>07/09/2026 18:58:04</w:t>
+              <w:t>14/09/2026 19:24:48</w:t>
             </w:r>
           </w:p>
         </w:tc>
@@ -10439,7 +10439,7 @@
                 <w:color w:val="000000"/>
                 <w:sz w:val="26"/>
               </w:rPr>
-              <w:t>Doctor=Tran Binh | Date=22/09/2026 | Shift=Ca sáng: 07:00 - 11:30 | Status=Có lịch làm việc | Note=Kiểm thử nhấn liên tục</w:t>
+              <w:t>Doctor=Tran Binh | Date=29/09/2026 | Shift=Ca sáng: 07:00 - 11:30 | Status=Có lịch làm việc | Note=Kiểm thử nhấn liên tục</w:t>
             </w:r>
           </w:p>
         </w:tc>
@@ -10501,7 +10501,7 @@
                 <w:color w:val="000000"/>
                 <w:sz w:val="26"/>
               </w:rPr>
-              <w:t>07/09/2026 18:58:04</w:t>
+              <w:t>14/09/2026 19:24:48</w:t>
             </w:r>
           </w:p>
         </w:tc>
@@ -10592,7 +10592,7 @@
                 <w:color w:val="000000"/>
                 <w:sz w:val="26"/>
               </w:rPr>
-              <w:t>07/09/2026 18:58:04</w:t>
+              <w:t>14/09/2026 19:24:48</w:t>
             </w:r>
           </w:p>
         </w:tc>
@@ -10684,7 +10684,7 @@
                 <w:color w:val="000000"/>
                 <w:sz w:val="26"/>
               </w:rPr>
-              <w:t>07/09/2026 18:58:09</w:t>
+              <w:t>14/09/2026 19:24:53</w:t>
             </w:r>
           </w:p>
         </w:tc>
@@ -10775,7 +10775,7 @@
                 <w:color w:val="000000"/>
                 <w:sz w:val="26"/>
               </w:rPr>
-              <w:t>07/09/2026 18:58:09</w:t>
+              <w:t>14/09/2026 19:24:53</w:t>
             </w:r>
           </w:p>
         </w:tc>
@@ -10866,7 +10866,7 @@
                 <w:color w:val="000000"/>
                 <w:sz w:val="26"/>
               </w:rPr>
-              <w:t>07/09/2026 18:58:11</w:t>
+              <w:t>14/09/2026 19:24:55</w:t>
             </w:r>
           </w:p>
         </w:tc>
@@ -10896,7 +10896,7 @@
                 <w:color w:val="000000"/>
                 <w:sz w:val="26"/>
               </w:rPr>
-              <w:t>Doctor=Tran Binh | Date=23/09/2026 | Shift=Ca chiều: 13:00 - 17:00 | Status=Không làm việc | Note=Kiểm thử reset form</w:t>
+              <w:t>Doctor=Tran Binh | Date=30/09/2026 | Shift=Ca chiều: 13:00 - 17:00 | Status=Không làm việc | Note=Kiểm thử reset form</w:t>
             </w:r>
           </w:p>
         </w:tc>
@@ -10958,7 +10958,7 @@
                 <w:color w:val="000000"/>
                 <w:sz w:val="26"/>
               </w:rPr>
-              <w:t>07/09/2026 18:58:14</w:t>
+              <w:t>14/09/2026 19:24:58</w:t>
             </w:r>
           </w:p>
         </w:tc>
@@ -11050,7 +11050,7 @@
                 <w:color w:val="000000"/>
                 <w:sz w:val="26"/>
               </w:rPr>
-              <w:t>07/09/2026 18:58:14</w:t>
+              <w:t>14/09/2026 19:24:58</w:t>
             </w:r>
           </w:p>
         </w:tc>
@@ -11142,7 +11142,7 @@
                 <w:color w:val="000000"/>
                 <w:sz w:val="26"/>
               </w:rPr>
-              <w:t>07/09/2026 18:58:19</w:t>
+              <w:t>14/09/2026 19:25:03</w:t>
             </w:r>
           </w:p>
         </w:tc>
@@ -11233,7 +11233,7 @@
                 <w:color w:val="000000"/>
                 <w:sz w:val="26"/>
               </w:rPr>
-              <w:t>07/09/2026 18:58:19</w:t>
+              <w:t>14/09/2026 19:25:03</w:t>
             </w:r>
           </w:p>
         </w:tc>
@@ -11324,7 +11324,7 @@
                 <w:color w:val="000000"/>
                 <w:sz w:val="26"/>
               </w:rPr>
-              <w:t>07/09/2026 18:58:19</w:t>
+              <w:t>14/09/2026 19:25:03</w:t>
             </w:r>
           </w:p>
         </w:tc>
@@ -11416,7 +11416,7 @@
                 <w:color w:val="000000"/>
                 <w:sz w:val="26"/>
               </w:rPr>
-              <w:t>07/09/2026 18:58:19</w:t>
+              <w:t>14/09/2026 19:25:03</w:t>
             </w:r>
           </w:p>
         </w:tc>
@@ -11446,7 +11446,7 @@
                 <w:color w:val="000000"/>
                 <w:sz w:val="26"/>
               </w:rPr>
-              <w:t>DisplayedDoctors=['Tran Binh', 'Tran Binh', 'Tran Binh', 'Tran Binh', 'Tran Binh', 'Tran Binh', 'Tran Binh']</w:t>
+              <w:t>DisplayedDoctors=['Tran Binh', 'Tran Binh', 'Tran Binh', 'Tran Binh', 'Tran Binh', 'Tran Binh', 'Tran Binh', 'Tran Binh']</w:t>
             </w:r>
           </w:p>
         </w:tc>
@@ -11508,7 +11508,7 @@
                 <w:color w:val="000000"/>
                 <w:sz w:val="26"/>
               </w:rPr>
-              <w:t>07/09/2026 18:58:24</w:t>
+              <w:t>14/09/2026 19:25:08</w:t>
             </w:r>
           </w:p>
         </w:tc>
@@ -11599,7 +11599,7 @@
                 <w:color w:val="000000"/>
                 <w:sz w:val="26"/>
               </w:rPr>
-              <w:t>07/09/2026 18:58:24</w:t>
+              <w:t>14/09/2026 19:25:08</w:t>
             </w:r>
           </w:p>
         </w:tc>
@@ -11690,7 +11690,7 @@
                 <w:color w:val="000000"/>
                 <w:sz w:val="26"/>
               </w:rPr>
-              <w:t>07/09/2026 18:58:25</w:t>
+              <w:t>14/09/2026 19:25:08</w:t>
             </w:r>
           </w:p>
         </w:tc>
@@ -11720,7 +11720,7 @@
                 <w:color w:val="000000"/>
                 <w:sz w:val="26"/>
               </w:rPr>
-              <w:t>DisplayedDoctors=['Tran Binh', 'Tran Binh', 'Tran Binh', 'Tran Binh', 'Tran Binh', 'Tran Binh', 'Tran Binh']</w:t>
+              <w:t>DisplayedDoctors=['Tran Binh', 'Tran Binh', 'Tran Binh', 'Tran Binh', 'Tran Binh', 'Tran Binh', 'Tran Binh', 'Tran Binh']</w:t>
             </w:r>
           </w:p>
         </w:tc>
@@ -11782,7 +11782,7 @@
                 <w:color w:val="000000"/>
                 <w:sz w:val="26"/>
               </w:rPr>
-              <w:t>07/09/2026 18:58:25</w:t>
+              <w:t>14/09/2026 19:25:09</w:t>
             </w:r>
           </w:p>
         </w:tc>
@@ -11873,7 +11873,7 @@
                 <w:color w:val="000000"/>
                 <w:sz w:val="26"/>
               </w:rPr>
-              <w:t>07/09/2026 18:58:25</w:t>
+              <w:t>14/09/2026 19:25:09</w:t>
             </w:r>
           </w:p>
         </w:tc>
@@ -11965,7 +11965,7 @@
                 <w:color w:val="000000"/>
                 <w:sz w:val="26"/>
               </w:rPr>
-              <w:t>07/09/2026 18:58:30</w:t>
+              <w:t>14/09/2026 19:25:13</w:t>
             </w:r>
           </w:p>
         </w:tc>
@@ -12056,7 +12056,7 @@
                 <w:color w:val="000000"/>
                 <w:sz w:val="26"/>
               </w:rPr>
-              <w:t>07/09/2026 18:58:30</w:t>
+              <w:t>14/09/2026 19:25:14</w:t>
             </w:r>
           </w:p>
         </w:tc>
@@ -12147,7 +12147,7 @@
                 <w:color w:val="000000"/>
                 <w:sz w:val="26"/>
               </w:rPr>
-              <w:t>07/09/2026 18:58:30</w:t>
+              <w:t>14/09/2026 19:25:14</w:t>
             </w:r>
           </w:p>
         </w:tc>
@@ -12177,7 +12177,7 @@
                 <w:color w:val="000000"/>
                 <w:sz w:val="26"/>
               </w:rPr>
-              <w:t>7/9/2026 - 13/9/2026</w:t>
+              <w:t>14/9/2026 - 20/9/2026</w:t>
             </w:r>
           </w:p>
         </w:tc>
@@ -12239,7 +12239,7 @@
                 <w:color w:val="000000"/>
                 <w:sz w:val="26"/>
               </w:rPr>
-              <w:t>07/09/2026 18:58:30</w:t>
+              <w:t>14/09/2026 19:25:14</w:t>
             </w:r>
           </w:p>
         </w:tc>
@@ -12269,7 +12269,7 @@
                 <w:color w:val="000000"/>
                 <w:sz w:val="26"/>
               </w:rPr>
-              <w:t>7/9/2026 - 13/9/2026 -&gt; 31/8/2026 - 6/9/2026</w:t>
+              <w:t>14/9/2026 - 20/9/2026 -&gt; 7/9/2026 - 13/9/2026</w:t>
             </w:r>
           </w:p>
         </w:tc>
@@ -12331,7 +12331,7 @@
                 <w:color w:val="000000"/>
                 <w:sz w:val="26"/>
               </w:rPr>
-              <w:t>07/09/2026 18:58:35</w:t>
+              <w:t>14/09/2026 19:25:19</w:t>
             </w:r>
           </w:p>
         </w:tc>
@@ -12422,7 +12422,7 @@
                 <w:color w:val="000000"/>
                 <w:sz w:val="26"/>
               </w:rPr>
-              <w:t>07/09/2026 18:58:35</w:t>
+              <w:t>14/09/2026 19:25:19</w:t>
             </w:r>
           </w:p>
         </w:tc>
@@ -12513,7 +12513,7 @@
                 <w:color w:val="000000"/>
                 <w:sz w:val="26"/>
               </w:rPr>
-              <w:t>07/09/2026 18:58:35</w:t>
+              <w:t>14/09/2026 19:25:19</w:t>
             </w:r>
           </w:p>
         </w:tc>
@@ -12543,7 +12543,7 @@
                 <w:color w:val="000000"/>
                 <w:sz w:val="26"/>
               </w:rPr>
-              <w:t>7/9/2026 - 13/9/2026</w:t>
+              <w:t>14/9/2026 - 20/9/2026</w:t>
             </w:r>
           </w:p>
         </w:tc>
@@ -12605,7 +12605,7 @@
                 <w:color w:val="000000"/>
                 <w:sz w:val="26"/>
               </w:rPr>
-              <w:t>07/09/2026 18:58:35</w:t>
+              <w:t>14/09/2026 19:25:19</w:t>
             </w:r>
           </w:p>
         </w:tc>
@@ -12635,7 +12635,7 @@
                 <w:color w:val="000000"/>
                 <w:sz w:val="26"/>
               </w:rPr>
-              <w:t>7/9/2026 - 13/9/2026 -&gt; 14/9/2026 - 20/9/2026</w:t>
+              <w:t>14/9/2026 - 20/9/2026 -&gt; 21/9/2026 - 27/9/2026</w:t>
             </w:r>
           </w:p>
         </w:tc>
@@ -12697,7 +12697,7 @@
                 <w:color w:val="000000"/>
                 <w:sz w:val="26"/>
               </w:rPr>
-              <w:t>07/09/2026 18:58:40</w:t>
+              <w:t>14/09/2026 19:25:24</w:t>
             </w:r>
           </w:p>
         </w:tc>
@@ -12788,7 +12788,7 @@
                 <w:color w:val="000000"/>
                 <w:sz w:val="26"/>
               </w:rPr>
-              <w:t>07/09/2026 18:58:40</w:t>
+              <w:t>14/09/2026 19:25:24</w:t>
             </w:r>
           </w:p>
         </w:tc>
@@ -12879,7 +12879,7 @@
                 <w:color w:val="000000"/>
                 <w:sz w:val="26"/>
               </w:rPr>
-              <w:t>07/09/2026 18:58:40</w:t>
+              <w:t>14/09/2026 19:25:24</w:t>
             </w:r>
           </w:p>
         </w:tc>
@@ -12909,7 +12909,7 @@
                 <w:color w:val="000000"/>
                 <w:sz w:val="26"/>
               </w:rPr>
-              <w:t>ScheduleId=496</w:t>
+              <w:t>ScheduleId=537</w:t>
             </w:r>
           </w:p>
         </w:tc>
@@ -12971,7 +12971,7 @@
                 <w:color w:val="000000"/>
                 <w:sz w:val="26"/>
               </w:rPr>
-              <w:t>07/09/2026 18:58:40</w:t>
+              <w:t>14/09/2026 19:25:24</w:t>
             </w:r>
           </w:p>
         </w:tc>
@@ -13001,7 +13001,7 @@
                 <w:color w:val="000000"/>
                 <w:sz w:val="26"/>
               </w:rPr>
-              <w:t>Doctor=Tran Binh | Date=24/09/2026 | Shift=Ca sáng: 07:00 - 11:30 | Status=Có lịch làm việc | Note=Kiểm thử cập nhật lịch</w:t>
+              <w:t>Doctor=Tran Binh | Date=01/10/2026 | Shift=Ca sáng: 07:00 - 11:30 | Status=Có lịch làm việc | Note=Kiểm thử cập nhật lịch</w:t>
             </w:r>
           </w:p>
         </w:tc>
@@ -13063,7 +13063,7 @@
                 <w:color w:val="000000"/>
                 <w:sz w:val="26"/>
               </w:rPr>
-              <w:t>07/09/2026 18:58:41</w:t>
+              <w:t>14/09/2026 19:25:25</w:t>
             </w:r>
           </w:p>
         </w:tc>
@@ -13155,7 +13155,7 @@
                 <w:color w:val="000000"/>
                 <w:sz w:val="26"/>
               </w:rPr>
-              <w:t>07/09/2026 18:58:45</w:t>
+              <w:t>14/09/2026 19:25:29</w:t>
             </w:r>
           </w:p>
         </w:tc>
@@ -13247,7 +13247,7 @@
                 <w:color w:val="000000"/>
                 <w:sz w:val="26"/>
               </w:rPr>
-              <w:t>07/09/2026 18:58:45</w:t>
+              <w:t>14/09/2026 19:25:29</w:t>
             </w:r>
           </w:p>
         </w:tc>
@@ -13339,7 +13339,7 @@
                 <w:color w:val="000000"/>
                 <w:sz w:val="26"/>
               </w:rPr>
-              <w:t>07/09/2026 18:58:49</w:t>
+              <w:t>14/09/2026 19:25:34</w:t>
             </w:r>
           </w:p>
         </w:tc>
@@ -13430,7 +13430,7 @@
                 <w:color w:val="000000"/>
                 <w:sz w:val="26"/>
               </w:rPr>
-              <w:t>07/09/2026 18:58:50</w:t>
+              <w:t>14/09/2026 19:25:34</w:t>
             </w:r>
           </w:p>
         </w:tc>
@@ -13521,7 +13521,7 @@
                 <w:color w:val="000000"/>
                 <w:sz w:val="26"/>
               </w:rPr>
-              <w:t>07/09/2026 18:58:50</w:t>
+              <w:t>14/09/2026 19:25:34</w:t>
             </w:r>
           </w:p>
         </w:tc>
@@ -13551,7 +13551,7 @@
                 <w:color w:val="000000"/>
                 <w:sz w:val="26"/>
               </w:rPr>
-              <w:t>ScheduleId=497</w:t>
+              <w:t>ScheduleId=538</w:t>
             </w:r>
           </w:p>
         </w:tc>
@@ -13613,7 +13613,7 @@
                 <w:color w:val="000000"/>
                 <w:sz w:val="26"/>
               </w:rPr>
-              <w:t>07/09/2026 18:58:50</w:t>
+              <w:t>14/09/2026 19:25:34</w:t>
             </w:r>
           </w:p>
         </w:tc>
@@ -13705,7 +13705,7 @@
                 <w:color w:val="000000"/>
                 <w:sz w:val="26"/>
               </w:rPr>
-              <w:t>07/09/2026 18:58:51</w:t>
+              <w:t>14/09/2026 19:25:35</w:t>
             </w:r>
           </w:p>
         </w:tc>
@@ -13797,7 +13797,7 @@
                 <w:color w:val="000000"/>
                 <w:sz w:val="26"/>
               </w:rPr>
-              <w:t>07/09/2026 18:58:51</w:t>
+              <w:t>14/09/2026 19:25:35</w:t>
             </w:r>
           </w:p>
         </w:tc>
@@ -13888,7 +13888,7 @@
                 <w:color w:val="000000"/>
                 <w:sz w:val="26"/>
               </w:rPr>
-              <w:t>07/09/2026 18:58:51</w:t>
+              <w:t>14/09/2026 19:25:35</w:t>
             </w:r>
           </w:p>
         </w:tc>
@@ -13980,7 +13980,7 @@
                 <w:color w:val="000000"/>
                 <w:sz w:val="26"/>
               </w:rPr>
-              <w:t>07/09/2026 18:58:56</w:t>
+              <w:t>14/09/2026 19:25:40</w:t>
             </w:r>
           </w:p>
         </w:tc>
@@ -14071,7 +14071,7 @@
                 <w:color w:val="000000"/>
                 <w:sz w:val="26"/>
               </w:rPr>
-              <w:t>07/09/2026 18:58:56</w:t>
+              <w:t>14/09/2026 19:25:40</w:t>
             </w:r>
           </w:p>
         </w:tc>
@@ -14162,7 +14162,7 @@
                 <w:color w:val="000000"/>
                 <w:sz w:val="26"/>
               </w:rPr>
-              <w:t>07/09/2026 18:58:56</w:t>
+              <w:t>14/09/2026 19:25:41</w:t>
             </w:r>
           </w:p>
         </w:tc>
@@ -14192,7 +14192,7 @@
                 <w:color w:val="000000"/>
                 <w:sz w:val="26"/>
               </w:rPr>
-              <w:t>ScheduleId=498</w:t>
+              <w:t>ScheduleId=539</w:t>
             </w:r>
           </w:p>
         </w:tc>
@@ -14254,7 +14254,7 @@
                 <w:color w:val="000000"/>
                 <w:sz w:val="26"/>
               </w:rPr>
-              <w:t>07/09/2026 18:58:56</w:t>
+              <w:t>14/09/2026 19:25:41</w:t>
             </w:r>
           </w:p>
         </w:tc>
@@ -14345,7 +14345,7 @@
                 <w:color w:val="000000"/>
                 <w:sz w:val="26"/>
               </w:rPr>
-              <w:t>07/09/2026 18:58:56</w:t>
+              <w:t>14/09/2026 19:25:41</w:t>
             </w:r>
           </w:p>
         </w:tc>
@@ -14437,7 +14437,7 @@
                 <w:color w:val="000000"/>
                 <w:sz w:val="26"/>
               </w:rPr>
-              <w:t>07/09/2026 18:58:56</w:t>
+              <w:t>14/09/2026 19:25:41</w:t>
             </w:r>
           </w:p>
         </w:tc>
@@ -14529,7 +14529,7 @@
                 <w:color w:val="000000"/>
                 <w:sz w:val="26"/>
               </w:rPr>
-              <w:t>07/09/2026 18:59:00</w:t>
+              <w:t>14/09/2026 19:25:45</w:t>
             </w:r>
           </w:p>
         </w:tc>
